--- a/programming/ri/IntroRISyllabus_2026.docx
+++ b/programming/ri/IntroRISyllabus_2026.docx
@@ -391,8 +391,8 @@
       <w:pPr>
         <w:pStyle w:val="ListParagraph"/>
         <w:numPr>
-          <w:ilvl w:val="1"/>
-          <w:numId w:val="19"/>
+          <w:ilvl w:val="0"/>
+          <w:numId w:val="45"/>
         </w:numPr>
         <w:rPr>
           <w:rFonts w:ascii="Aptos" w:hAnsi="Aptos"/>
@@ -429,8 +429,8 @@
       <w:pPr>
         <w:pStyle w:val="ListParagraph"/>
         <w:numPr>
-          <w:ilvl w:val="1"/>
-          <w:numId w:val="19"/>
+          <w:ilvl w:val="0"/>
+          <w:numId w:val="45"/>
         </w:numPr>
         <w:rPr>
           <w:rFonts w:ascii="Aptos" w:hAnsi="Aptos"/>
@@ -486,8 +486,8 @@
       <w:pPr>
         <w:pStyle w:val="ListParagraph"/>
         <w:numPr>
-          <w:ilvl w:val="1"/>
-          <w:numId w:val="19"/>
+          <w:ilvl w:val="0"/>
+          <w:numId w:val="45"/>
         </w:numPr>
         <w:rPr>
           <w:rFonts w:ascii="Aptos" w:hAnsi="Aptos"/>
@@ -548,6 +548,7 @@
           <w:ilvl w:val="0"/>
           <w:numId w:val="42"/>
         </w:numPr>
+        <w:ind w:left="720"/>
         <w:rPr>
           <w:rFonts w:ascii="Aptos" w:hAnsi="Aptos"/>
           <w:sz w:val="20"/>
@@ -626,6 +627,7 @@
           <w:ilvl w:val="0"/>
           <w:numId w:val="42"/>
         </w:numPr>
+        <w:ind w:left="720"/>
         <w:rPr>
           <w:rFonts w:ascii="Aptos" w:hAnsi="Aptos"/>
           <w:sz w:val="20"/>
@@ -665,6 +667,7 @@
       <w:tblPr>
         <w:tblW w:w="0" w:type="auto"/>
         <w:tblCellSpacing w:w="15" w:type="dxa"/>
+        <w:tblInd w:w="-360" w:type="dxa"/>
         <w:tblCellMar>
           <w:top w:w="15" w:type="dxa"/>
           <w:left w:w="15" w:type="dxa"/>
@@ -674,7 +677,7 @@
         <w:tblLook w:val="04A0" w:firstRow="1" w:lastRow="0" w:firstColumn="1" w:lastColumn="0" w:noHBand="0" w:noVBand="1"/>
       </w:tblPr>
       <w:tblGrid>
-        <w:gridCol w:w="9360"/>
+        <w:gridCol w:w="9720"/>
       </w:tblGrid>
       <w:tr>
         <w:trPr>
@@ -731,6 +734,22 @@
           <w:szCs w:val="20"/>
         </w:rPr>
       </w:pPr>
+      <w:r>
+        <w:rPr>
+          <w:rFonts w:ascii="Aptos" w:hAnsi="Aptos"/>
+          <w:sz w:val="20"/>
+          <w:szCs w:val="20"/>
+        </w:rPr>
+        <w:t xml:space="preserve">How do we translate raw, messy biological data into a transparent and reproducible workflow? We can use R with the Posit </w:t>
+      </w:r>
+      <w:r>
+        <w:rPr>
+          <w:rFonts w:ascii="Aptos" w:hAnsi="Aptos"/>
+          <w:sz w:val="20"/>
+          <w:szCs w:val="20"/>
+        </w:rPr>
+        <w:t xml:space="preserve">GUI editor. </w:t>
+      </w:r>
       <w:r>
         <w:rPr>
           <w:rFonts w:ascii="Aptos" w:hAnsi="Aptos"/>
@@ -919,27 +938,7 @@
           <w:sz w:val="20"/>
           <w:szCs w:val="20"/>
         </w:rPr>
-        <w:t xml:space="preserve"> and use the </w:t>
-      </w:r>
-      <w:proofErr w:type="spellStart"/>
-      <w:r>
-        <w:rPr>
-          <w:rFonts w:ascii="Aptos" w:hAnsi="Aptos"/>
-          <w:color w:val="000000"/>
-          <w:sz w:val="20"/>
-          <w:szCs w:val="20"/>
-        </w:rPr>
-        <w:t>RMarkdown</w:t>
-      </w:r>
-      <w:proofErr w:type="spellEnd"/>
-      <w:r>
-        <w:rPr>
-          <w:rFonts w:ascii="Aptos" w:hAnsi="Aptos"/>
-          <w:color w:val="000000"/>
-          <w:sz w:val="20"/>
-          <w:szCs w:val="20"/>
-        </w:rPr>
-        <w:t xml:space="preserve"> Language</w:t>
+        <w:t xml:space="preserve"> and use the RMarkdown Language</w:t>
       </w:r>
       <w:r>
         <w:rPr>
@@ -978,6 +977,54 @@
     <w:p>
       <w:pPr>
         <w:numPr>
+          <w:ilvl w:val="1"/>
+          <w:numId w:val="14"/>
+        </w:numPr>
+        <w:spacing w:before="100" w:beforeAutospacing="1" w:after="100" w:afterAutospacing="1"/>
+        <w:rPr>
+          <w:rFonts w:ascii="Aptos" w:hAnsi="Aptos"/>
+          <w:color w:val="000000"/>
+          <w:sz w:val="20"/>
+          <w:szCs w:val="20"/>
+        </w:rPr>
+      </w:pPr>
+      <w:r>
+        <w:rPr>
+          <w:rFonts w:ascii="Aptos" w:hAnsi="Aptos"/>
+          <w:color w:val="000000"/>
+          <w:sz w:val="20"/>
+          <w:szCs w:val="20"/>
+        </w:rPr>
+        <w:t xml:space="preserve">How does it handle missing values? Unexpected input? </w:t>
+      </w:r>
+    </w:p>
+    <w:p>
+      <w:pPr>
+        <w:numPr>
+          <w:ilvl w:val="1"/>
+          <w:numId w:val="14"/>
+        </w:numPr>
+        <w:spacing w:before="100" w:beforeAutospacing="1" w:after="100" w:afterAutospacing="1"/>
+        <w:rPr>
+          <w:rFonts w:ascii="Aptos" w:hAnsi="Aptos"/>
+          <w:color w:val="000000"/>
+          <w:sz w:val="20"/>
+          <w:szCs w:val="20"/>
+        </w:rPr>
+      </w:pPr>
+      <w:r>
+        <w:rPr>
+          <w:rFonts w:ascii="Aptos" w:hAnsi="Aptos"/>
+          <w:color w:val="000000"/>
+          <w:sz w:val="20"/>
+          <w:szCs w:val="20"/>
+        </w:rPr>
+        <w:t>When and how should we generalize a solution into a function?</w:t>
+      </w:r>
+    </w:p>
+    <w:p>
+      <w:pPr>
+        <w:numPr>
           <w:ilvl w:val="0"/>
           <w:numId w:val="14"/>
         </w:numPr>
@@ -997,6 +1044,30 @@
           <w:szCs w:val="20"/>
         </w:rPr>
         <w:t>Understand and apply core R data structures: vectors, lists, data frames, and matrices.</w:t>
+      </w:r>
+    </w:p>
+    <w:p>
+      <w:pPr>
+        <w:numPr>
+          <w:ilvl w:val="1"/>
+          <w:numId w:val="14"/>
+        </w:numPr>
+        <w:spacing w:before="100" w:beforeAutospacing="1" w:after="100" w:afterAutospacing="1"/>
+        <w:rPr>
+          <w:rFonts w:ascii="Aptos" w:hAnsi="Aptos"/>
+          <w:color w:val="000000"/>
+          <w:sz w:val="20"/>
+          <w:szCs w:val="20"/>
+        </w:rPr>
+      </w:pPr>
+      <w:r>
+        <w:rPr>
+          <w:rFonts w:ascii="Aptos" w:hAnsi="Aptos"/>
+          <w:color w:val="000000"/>
+          <w:sz w:val="20"/>
+          <w:szCs w:val="20"/>
+        </w:rPr>
+        <w:t xml:space="preserve">The structure of your data will determine the structure of your code. </w:t>
       </w:r>
     </w:p>
     <w:p>
@@ -1081,6 +1152,64 @@
           <w:szCs w:val="20"/>
         </w:rPr>
         <w:t xml:space="preserve"> in a reproducible way</w:t>
+      </w:r>
+    </w:p>
+    <w:p>
+      <w:pPr>
+        <w:numPr>
+          <w:ilvl w:val="1"/>
+          <w:numId w:val="14"/>
+        </w:numPr>
+        <w:spacing w:before="100" w:beforeAutospacing="1" w:after="100" w:afterAutospacing="1"/>
+        <w:rPr>
+          <w:rFonts w:ascii="Aptos" w:hAnsi="Aptos"/>
+          <w:color w:val="000000"/>
+          <w:sz w:val="20"/>
+          <w:szCs w:val="20"/>
+        </w:rPr>
+      </w:pPr>
+      <w:r>
+        <w:rPr>
+          <w:rFonts w:ascii="Aptos" w:hAnsi="Aptos"/>
+          <w:color w:val="000000"/>
+          <w:sz w:val="20"/>
+          <w:szCs w:val="20"/>
+        </w:rPr>
+        <w:t>The document encodes the entire analytical workflow!</w:t>
+      </w:r>
+    </w:p>
+    <w:p>
+      <w:pPr>
+        <w:numPr>
+          <w:ilvl w:val="1"/>
+          <w:numId w:val="14"/>
+        </w:numPr>
+        <w:spacing w:before="100" w:beforeAutospacing="1" w:after="100" w:afterAutospacing="1"/>
+        <w:rPr>
+          <w:rFonts w:ascii="Aptos" w:hAnsi="Aptos"/>
+          <w:color w:val="000000"/>
+          <w:sz w:val="20"/>
+          <w:szCs w:val="20"/>
+        </w:rPr>
+      </w:pPr>
+      <w:r>
+        <w:rPr>
+          <w:rFonts w:ascii="Aptos" w:hAnsi="Aptos"/>
+          <w:color w:val="000000"/>
+          <w:sz w:val="20"/>
+          <w:szCs w:val="20"/>
+        </w:rPr>
+        <w:lastRenderedPageBreak/>
+        <w:t xml:space="preserve">What assumptions are hidden in </w:t>
+      </w:r>
+      <w:r>
+        <w:rPr>
+          <w:rFonts w:ascii="Aptos" w:hAnsi="Aptos"/>
+          <w:color w:val="000000"/>
+          <w:sz w:val="20"/>
+          <w:szCs w:val="20"/>
+        </w:rPr>
+        <w:t>our visualizations?</w:t>
       </w:r>
     </w:p>
     <w:p>
@@ -1712,6 +1841,105 @@
           <w:p>
             <w:pPr>
               <w:spacing w:line="276" w:lineRule="auto"/>
+              <w:ind w:left="720"/>
+              <w:rPr>
+                <w:rFonts w:ascii="Aptos" w:hAnsi="Aptos"/>
+                <w:bCs/>
+                <w:i/>
+                <w:iCs/>
+                <w:sz w:val="22"/>
+                <w:szCs w:val="22"/>
+              </w:rPr>
+            </w:pPr>
+          </w:p>
+          <w:p>
+            <w:pPr>
+              <w:spacing w:line="276" w:lineRule="auto"/>
+              <w:rPr>
+                <w:rFonts w:ascii="Aptos" w:hAnsi="Aptos"/>
+                <w:bCs/>
+                <w:i/>
+                <w:iCs/>
+                <w:sz w:val="22"/>
+                <w:szCs w:val="22"/>
+              </w:rPr>
+            </w:pPr>
+            <w:r>
+              <w:rPr>
+                <w:rFonts w:ascii="Aptos" w:hAnsi="Aptos"/>
+                <w:bCs/>
+                <w:i/>
+                <w:iCs/>
+                <w:sz w:val="22"/>
+                <w:szCs w:val="22"/>
+              </w:rPr>
+              <w:t>Q: How do we ensure our data analysis is fully transparent and reproducible for others (and our future selves)?</w:t>
+            </w:r>
+          </w:p>
+          <w:p>
+            <w:pPr>
+              <w:spacing w:line="276" w:lineRule="auto"/>
+              <w:rPr>
+                <w:rFonts w:ascii="Aptos" w:hAnsi="Aptos"/>
+                <w:bCs/>
+                <w:i/>
+                <w:iCs/>
+                <w:sz w:val="22"/>
+                <w:szCs w:val="22"/>
+              </w:rPr>
+            </w:pPr>
+            <w:r>
+              <w:rPr>
+                <w:rFonts w:ascii="Aptos" w:hAnsi="Aptos"/>
+                <w:bCs/>
+                <w:i/>
+                <w:iCs/>
+                <w:sz w:val="22"/>
+                <w:szCs w:val="22"/>
+              </w:rPr>
+              <w:t xml:space="preserve">A: We are moving away from ad-hoc, untraceable spreadsheets to using RMarkdown where the document </w:t>
+            </w:r>
+            <w:r>
+              <w:rPr>
+                <w:rFonts w:ascii="Aptos" w:hAnsi="Aptos"/>
+                <w:bCs/>
+                <w:i/>
+                <w:iCs/>
+                <w:sz w:val="22"/>
+                <w:szCs w:val="22"/>
+                <w:u w:val="single"/>
+              </w:rPr>
+              <w:t>itself</w:t>
+            </w:r>
+            <w:r>
+              <w:rPr>
+                <w:rFonts w:ascii="Aptos" w:hAnsi="Aptos"/>
+                <w:bCs/>
+                <w:i/>
+                <w:iCs/>
+                <w:sz w:val="22"/>
+                <w:szCs w:val="22"/>
+              </w:rPr>
+              <w:t xml:space="preserve"> encodes the entire analytical workflow!</w:t>
+            </w:r>
+          </w:p>
+          <w:p>
+            <w:pPr>
+              <w:spacing w:line="276" w:lineRule="auto"/>
+              <w:ind w:left="720"/>
+              <w:rPr>
+                <w:rFonts w:ascii="Aptos" w:hAnsi="Aptos"/>
+                <w:bCs/>
+                <w:i/>
+                <w:iCs/>
+                <w:sz w:val="22"/>
+                <w:szCs w:val="22"/>
+              </w:rPr>
+            </w:pPr>
+          </w:p>
+          <w:p>
+            <w:pPr>
+              <w:spacing w:line="276" w:lineRule="auto"/>
               <w:rPr>
                 <w:rFonts w:ascii="Aptos" w:hAnsi="Aptos"/>
                 <w:b/>
@@ -2154,6 +2382,7 @@
                 <w:sz w:val="22"/>
                 <w:szCs w:val="22"/>
               </w:rPr>
+              <w:lastRenderedPageBreak/>
               <w:t>We will create</w:t>
             </w:r>
             <w:r>
@@ -2715,6 +2944,94 @@
               <w:spacing w:line="276" w:lineRule="auto"/>
               <w:rPr>
                 <w:rFonts w:ascii="Aptos" w:hAnsi="Aptos"/>
+                <w:i/>
+                <w:iCs/>
+                <w:sz w:val="22"/>
+                <w:szCs w:val="22"/>
+              </w:rPr>
+            </w:pPr>
+          </w:p>
+          <w:p>
+            <w:pPr>
+              <w:spacing w:line="276" w:lineRule="auto"/>
+              <w:rPr>
+                <w:rFonts w:ascii="Aptos" w:hAnsi="Aptos"/>
+                <w:i/>
+                <w:iCs/>
+                <w:sz w:val="22"/>
+                <w:szCs w:val="22"/>
+              </w:rPr>
+            </w:pPr>
+            <w:r>
+              <w:rPr>
+                <w:rFonts w:ascii="Aptos" w:hAnsi="Aptos"/>
+                <w:i/>
+                <w:iCs/>
+                <w:sz w:val="22"/>
+                <w:szCs w:val="22"/>
+              </w:rPr>
+              <w:t xml:space="preserve">Q: how does the </w:t>
+            </w:r>
+            <w:r>
+              <w:rPr>
+                <w:rFonts w:ascii="Aptos" w:hAnsi="Aptos"/>
+                <w:i/>
+                <w:iCs/>
+                <w:sz w:val="22"/>
+                <w:szCs w:val="22"/>
+              </w:rPr>
+              <w:t xml:space="preserve">‘shape’ and type of our data dictate the code we must write to analyze it? </w:t>
+            </w:r>
+          </w:p>
+          <w:p>
+            <w:pPr>
+              <w:spacing w:line="276" w:lineRule="auto"/>
+              <w:rPr>
+                <w:rFonts w:ascii="Aptos" w:hAnsi="Aptos"/>
+                <w:i/>
+                <w:iCs/>
+                <w:sz w:val="22"/>
+                <w:szCs w:val="22"/>
+              </w:rPr>
+            </w:pPr>
+            <w:r>
+              <w:rPr>
+                <w:rFonts w:ascii="Aptos" w:hAnsi="Aptos"/>
+                <w:i/>
+                <w:iCs/>
+                <w:sz w:val="22"/>
+                <w:szCs w:val="22"/>
+              </w:rPr>
+              <w:t xml:space="preserve">A: We will learn various </w:t>
+            </w:r>
+            <w:r>
+              <w:rPr>
+                <w:rFonts w:ascii="Aptos" w:hAnsi="Aptos"/>
+                <w:i/>
+                <w:iCs/>
+                <w:sz w:val="22"/>
+                <w:szCs w:val="22"/>
+              </w:rPr>
+              <w:t>data structures!</w:t>
+            </w:r>
+          </w:p>
+          <w:p>
+            <w:pPr>
+              <w:spacing w:line="276" w:lineRule="auto"/>
+              <w:rPr>
+                <w:rFonts w:ascii="Aptos" w:hAnsi="Aptos"/>
+                <w:i/>
+                <w:iCs/>
+                <w:sz w:val="22"/>
+                <w:szCs w:val="22"/>
+              </w:rPr>
+            </w:pPr>
+          </w:p>
+          <w:p>
+            <w:pPr>
+              <w:spacing w:line="276" w:lineRule="auto"/>
+              <w:rPr>
+                <w:rFonts w:ascii="Aptos" w:hAnsi="Aptos"/>
                 <w:b/>
                 <w:sz w:val="22"/>
                 <w:szCs w:val="22"/>
@@ -2879,7 +3196,6 @@
                 <w:sz w:val="22"/>
                 <w:szCs w:val="22"/>
               </w:rPr>
-              <w:lastRenderedPageBreak/>
               <w:t>Subset, tapply</w:t>
             </w:r>
           </w:p>
@@ -3289,7 +3605,6 @@
                       <w:sz w:val="22"/>
                       <w:szCs w:val="22"/>
                     </w:rPr>
-                    <w:lastRenderedPageBreak/>
                     <w:t xml:space="preserve">Load a .csv from </w:t>
                   </w:r>
                   <w:r>
@@ -3548,6 +3863,102 @@
               <w:spacing w:line="276" w:lineRule="auto"/>
               <w:rPr>
                 <w:rFonts w:ascii="Aptos" w:hAnsi="Aptos"/>
+                <w:bCs/>
+                <w:i/>
+                <w:iCs/>
+                <w:sz w:val="22"/>
+                <w:szCs w:val="22"/>
+              </w:rPr>
+            </w:pPr>
+          </w:p>
+          <w:p>
+            <w:pPr>
+              <w:spacing w:line="276" w:lineRule="auto"/>
+              <w:rPr>
+                <w:rFonts w:ascii="Aptos" w:hAnsi="Aptos"/>
+                <w:bCs/>
+                <w:i/>
+                <w:iCs/>
+                <w:sz w:val="22"/>
+                <w:szCs w:val="22"/>
+              </w:rPr>
+            </w:pPr>
+            <w:r>
+              <w:rPr>
+                <w:rFonts w:ascii="Aptos" w:hAnsi="Aptos"/>
+                <w:bCs/>
+                <w:i/>
+                <w:iCs/>
+                <w:sz w:val="22"/>
+                <w:szCs w:val="22"/>
+              </w:rPr>
+              <w:t xml:space="preserve">Q: When and how should we generalize a specific solution into a reusable function? </w:t>
+            </w:r>
+          </w:p>
+          <w:p>
+            <w:pPr>
+              <w:spacing w:line="276" w:lineRule="auto"/>
+              <w:rPr>
+                <w:rFonts w:ascii="Aptos" w:hAnsi="Aptos"/>
+                <w:bCs/>
+                <w:i/>
+                <w:iCs/>
+                <w:sz w:val="22"/>
+                <w:szCs w:val="22"/>
+              </w:rPr>
+            </w:pPr>
+            <w:r>
+              <w:rPr>
+                <w:rFonts w:ascii="Aptos" w:hAnsi="Aptos"/>
+                <w:bCs/>
+                <w:i/>
+                <w:iCs/>
+                <w:sz w:val="22"/>
+                <w:szCs w:val="22"/>
+              </w:rPr>
+              <w:t xml:space="preserve">A: </w:t>
+            </w:r>
+            <w:r>
+              <w:rPr>
+                <w:rFonts w:ascii="Aptos" w:hAnsi="Aptos"/>
+                <w:bCs/>
+                <w:i/>
+                <w:iCs/>
+                <w:sz w:val="22"/>
+                <w:szCs w:val="22"/>
+              </w:rPr>
+              <w:t>Moving away from executing single commands and thinking about bundling iterative processes using loops, apply, and custom functions.</w:t>
+            </w:r>
+          </w:p>
+          <w:p>
+            <w:pPr>
+              <w:spacing w:line="276" w:lineRule="auto"/>
+              <w:rPr>
+                <w:rFonts w:ascii="Aptos" w:hAnsi="Aptos"/>
+                <w:bCs/>
+                <w:i/>
+                <w:iCs/>
+                <w:sz w:val="22"/>
+                <w:szCs w:val="22"/>
+              </w:rPr>
+            </w:pPr>
+            <w:r>
+              <w:rPr>
+                <w:rFonts w:ascii="Aptos" w:hAnsi="Aptos"/>
+                <w:bCs/>
+                <w:i/>
+                <w:iCs/>
+                <w:sz w:val="22"/>
+                <w:szCs w:val="22"/>
+              </w:rPr>
+              <w:t xml:space="preserve"> </w:t>
+            </w:r>
+          </w:p>
+          <w:p>
+            <w:pPr>
+              <w:spacing w:line="276" w:lineRule="auto"/>
+              <w:rPr>
+                <w:rFonts w:ascii="Aptos" w:hAnsi="Aptos"/>
                 <w:b/>
                 <w:sz w:val="22"/>
                 <w:szCs w:val="22"/>
@@ -3686,7 +4097,16 @@
                 <w:sz w:val="22"/>
                 <w:szCs w:val="22"/>
               </w:rPr>
-              <w:t xml:space="preserve"> with a subset of higher order functions such as 'filter'</w:t>
+              <w:t xml:space="preserve"> with a </w:t>
+            </w:r>
+            <w:r>
+              <w:rPr>
+                <w:rFonts w:ascii="Aptos" w:hAnsi="Aptos"/>
+                <w:sz w:val="22"/>
+                <w:szCs w:val="22"/>
+              </w:rPr>
+              <w:lastRenderedPageBreak/>
+              <w:t>subset of higher order functions such as 'filter'</w:t>
             </w:r>
             <w:r>
               <w:rPr>
@@ -3741,16 +4161,6 @@
               <w:spacing w:line="276" w:lineRule="auto"/>
               <w:rPr>
                 <w:rFonts w:ascii="Aptos" w:hAnsi="Aptos"/>
-                <w:sz w:val="22"/>
-                <w:szCs w:val="22"/>
-              </w:rPr>
-            </w:pPr>
-          </w:p>
-          <w:p>
-            <w:pPr>
-              <w:spacing w:line="276" w:lineRule="auto"/>
-              <w:rPr>
-                <w:rFonts w:ascii="Aptos" w:hAnsi="Aptos"/>
                 <w:b/>
                 <w:bCs/>
                 <w:sz w:val="22"/>
@@ -3816,6 +4226,7 @@
                 <w:szCs w:val="22"/>
                 <w:u w:val="single"/>
               </w:rPr>
+              <w:lastRenderedPageBreak/>
               <w:t>*apply() family of functions</w:t>
             </w:r>
             <w:r>
@@ -4164,6 +4575,60 @@
               <w:spacing w:line="276" w:lineRule="auto"/>
               <w:rPr>
                 <w:rFonts w:ascii="Aptos" w:hAnsi="Aptos"/>
+                <w:i/>
+                <w:iCs/>
+                <w:sz w:val="22"/>
+                <w:szCs w:val="22"/>
+              </w:rPr>
+            </w:pPr>
+            <w:r>
+              <w:rPr>
+                <w:rFonts w:ascii="Aptos" w:hAnsi="Aptos"/>
+                <w:i/>
+                <w:iCs/>
+                <w:sz w:val="22"/>
+                <w:szCs w:val="22"/>
+              </w:rPr>
+              <w:t>Q: How do we tame ‘messy’ real-world data</w:t>
+            </w:r>
+            <w:r>
+              <w:rPr>
+                <w:rFonts w:ascii="Aptos" w:hAnsi="Aptos"/>
+                <w:i/>
+                <w:iCs/>
+                <w:sz w:val="22"/>
+                <w:szCs w:val="22"/>
+              </w:rPr>
+              <w:t>?</w:t>
+            </w:r>
+          </w:p>
+          <w:p>
+            <w:pPr>
+              <w:spacing w:line="276" w:lineRule="auto"/>
+              <w:rPr>
+                <w:rFonts w:ascii="Aptos" w:hAnsi="Aptos"/>
+                <w:i/>
+                <w:iCs/>
+                <w:sz w:val="22"/>
+                <w:szCs w:val="22"/>
+              </w:rPr>
+            </w:pPr>
+            <w:r>
+              <w:rPr>
+                <w:rFonts w:ascii="Aptos" w:hAnsi="Aptos"/>
+                <w:i/>
+                <w:iCs/>
+                <w:sz w:val="22"/>
+                <w:szCs w:val="22"/>
+              </w:rPr>
+              <w:t>A: The reality of raw datasets and all of the challenges inherent in them (including missing data)</w:t>
+            </w:r>
+          </w:p>
+          <w:p>
+            <w:pPr>
+              <w:spacing w:line="276" w:lineRule="auto"/>
+              <w:rPr>
+                <w:rFonts w:ascii="Aptos" w:hAnsi="Aptos"/>
                 <w:b/>
                 <w:sz w:val="22"/>
                 <w:szCs w:val="22"/>
@@ -4263,16 +4728,6 @@
               </w:rPr>
               <w:t>Built in functions: which, subset, *apply family</w:t>
             </w:r>
-          </w:p>
-          <w:p>
-            <w:pPr>
-              <w:spacing w:line="276" w:lineRule="auto"/>
-              <w:rPr>
-                <w:rFonts w:ascii="Aptos" w:hAnsi="Aptos"/>
-                <w:sz w:val="22"/>
-                <w:szCs w:val="22"/>
-              </w:rPr>
-            </w:pPr>
           </w:p>
           <w:p>
             <w:pPr>
@@ -4572,7 +5027,6 @@
                 <w:sz w:val="22"/>
                 <w:szCs w:val="22"/>
               </w:rPr>
-              <w:lastRenderedPageBreak/>
               <w:t>1.5 hours</w:t>
             </w:r>
           </w:p>
@@ -4597,7 +5051,6 @@
                 <w:sz w:val="22"/>
                 <w:szCs w:val="22"/>
               </w:rPr>
-              <w:lastRenderedPageBreak/>
               <w:t xml:space="preserve">Title: </w:t>
             </w:r>
             <w:r>
@@ -4624,6 +5077,82 @@
               </w:rPr>
               <w:t>Confidence intervals</w:t>
             </w:r>
+          </w:p>
+          <w:p>
+            <w:pPr>
+              <w:spacing w:line="276" w:lineRule="auto"/>
+              <w:rPr>
+                <w:rFonts w:ascii="Aptos" w:hAnsi="Aptos"/>
+                <w:sz w:val="22"/>
+                <w:szCs w:val="22"/>
+              </w:rPr>
+            </w:pPr>
+          </w:p>
+          <w:p>
+            <w:pPr>
+              <w:spacing w:line="276" w:lineRule="auto"/>
+              <w:rPr>
+                <w:rFonts w:ascii="Aptos" w:hAnsi="Aptos"/>
+                <w:i/>
+                <w:iCs/>
+                <w:sz w:val="22"/>
+                <w:szCs w:val="22"/>
+              </w:rPr>
+            </w:pPr>
+            <w:r>
+              <w:rPr>
+                <w:rFonts w:ascii="Aptos" w:hAnsi="Aptos"/>
+                <w:i/>
+                <w:iCs/>
+                <w:sz w:val="22"/>
+                <w:szCs w:val="22"/>
+              </w:rPr>
+              <w:t xml:space="preserve">Q: </w:t>
+            </w:r>
+            <w:r>
+              <w:rPr>
+                <w:rFonts w:ascii="Aptos" w:hAnsi="Aptos"/>
+                <w:i/>
+                <w:iCs/>
+                <w:sz w:val="22"/>
+                <w:szCs w:val="22"/>
+              </w:rPr>
+              <w:t>How can honestly represent uncertainty?</w:t>
+            </w:r>
+          </w:p>
+          <w:p>
+            <w:pPr>
+              <w:spacing w:line="276" w:lineRule="auto"/>
+              <w:rPr>
+                <w:rFonts w:ascii="Aptos" w:hAnsi="Aptos"/>
+                <w:i/>
+                <w:iCs/>
+                <w:sz w:val="22"/>
+                <w:szCs w:val="22"/>
+              </w:rPr>
+            </w:pPr>
+            <w:r>
+              <w:rPr>
+                <w:rFonts w:ascii="Aptos" w:hAnsi="Aptos"/>
+                <w:i/>
+                <w:iCs/>
+                <w:sz w:val="22"/>
+                <w:szCs w:val="22"/>
+              </w:rPr>
+              <w:t>A: Visualizing confidence intervals with boxplots!</w:t>
+            </w:r>
+          </w:p>
+          <w:p>
+            <w:pPr>
+              <w:spacing w:line="276" w:lineRule="auto"/>
+              <w:rPr>
+                <w:rFonts w:ascii="Aptos" w:hAnsi="Aptos"/>
+                <w:i/>
+                <w:iCs/>
+                <w:sz w:val="22"/>
+                <w:szCs w:val="22"/>
+              </w:rPr>
+            </w:pPr>
           </w:p>
           <w:p>
             <w:pPr>
@@ -4666,7 +5195,6 @@
                 <w:sz w:val="22"/>
                 <w:szCs w:val="22"/>
               </w:rPr>
-              <w:lastRenderedPageBreak/>
               <w:t xml:space="preserve">You will </w:t>
             </w:r>
             <w:r>
@@ -4753,19 +5281,6 @@
               <w:t xml:space="preserve"> quantiles of data sets</w:t>
             </w:r>
           </w:p>
-          <w:p>
-            <w:pPr>
-              <w:pStyle w:val="ListParagraph"/>
-              <w:spacing w:line="276" w:lineRule="auto"/>
-              <w:ind w:left="820"/>
-              <w:rPr>
-                <w:rFonts w:ascii="Aptos" w:hAnsi="Aptos"/>
-                <w:b/>
-                <w:sz w:val="22"/>
-                <w:szCs w:val="22"/>
-              </w:rPr>
-            </w:pPr>
-          </w:p>
         </w:tc>
         <w:tc>
           <w:tcPr>
@@ -4836,7 +5351,6 @@
                 <w:rFonts w:ascii="Aptos" w:hAnsi="Aptos"/>
                 <w:color w:val="000000" w:themeColor="text1"/>
               </w:rPr>
-              <w:lastRenderedPageBreak/>
               <w:t>Topics in Assignment:</w:t>
             </w:r>
           </w:p>
@@ -4897,7 +5411,6 @@
                 <w:sz w:val="22"/>
                 <w:szCs w:val="22"/>
               </w:rPr>
-              <w:lastRenderedPageBreak/>
               <w:t>4B</w:t>
             </w:r>
           </w:p>
@@ -4992,6 +5505,110 @@
               </w:rPr>
               <w:t>mosaic plots, scatterplots</w:t>
             </w:r>
+          </w:p>
+          <w:p>
+            <w:pPr>
+              <w:spacing w:line="276" w:lineRule="auto"/>
+              <w:rPr>
+                <w:rFonts w:ascii="Aptos" w:hAnsi="Aptos"/>
+                <w:sz w:val="22"/>
+                <w:szCs w:val="22"/>
+              </w:rPr>
+            </w:pPr>
+          </w:p>
+          <w:p>
+            <w:pPr>
+              <w:spacing w:line="276" w:lineRule="auto"/>
+              <w:rPr>
+                <w:rFonts w:ascii="Aptos" w:hAnsi="Aptos"/>
+                <w:i/>
+                <w:iCs/>
+                <w:sz w:val="22"/>
+                <w:szCs w:val="22"/>
+              </w:rPr>
+            </w:pPr>
+            <w:r>
+              <w:rPr>
+                <w:rFonts w:ascii="Aptos" w:hAnsi="Aptos"/>
+                <w:i/>
+                <w:iCs/>
+                <w:sz w:val="22"/>
+                <w:szCs w:val="22"/>
+              </w:rPr>
+              <w:t>Q: What assumptions</w:t>
+            </w:r>
+            <w:r>
+              <w:rPr>
+                <w:rFonts w:ascii="Aptos" w:hAnsi="Aptos"/>
+                <w:i/>
+                <w:iCs/>
+                <w:sz w:val="22"/>
+                <w:szCs w:val="22"/>
+              </w:rPr>
+              <w:t xml:space="preserve"> and relationships</w:t>
+            </w:r>
+            <w:r>
+              <w:rPr>
+                <w:rFonts w:ascii="Aptos" w:hAnsi="Aptos"/>
+                <w:i/>
+                <w:iCs/>
+                <w:sz w:val="22"/>
+                <w:szCs w:val="22"/>
+              </w:rPr>
+              <w:t xml:space="preserve"> are hidden in our visualizations, and how are visualizations determined </w:t>
+            </w:r>
+            <w:r>
+              <w:rPr>
+                <w:rFonts w:ascii="Aptos" w:hAnsi="Aptos"/>
+                <w:i/>
+                <w:iCs/>
+                <w:sz w:val="22"/>
+                <w:szCs w:val="22"/>
+              </w:rPr>
+              <w:t xml:space="preserve">by data types? </w:t>
+            </w:r>
+          </w:p>
+          <w:p>
+            <w:pPr>
+              <w:spacing w:line="276" w:lineRule="auto"/>
+              <w:rPr>
+                <w:rFonts w:ascii="Aptos" w:hAnsi="Aptos"/>
+                <w:i/>
+                <w:iCs/>
+                <w:sz w:val="22"/>
+                <w:szCs w:val="22"/>
+              </w:rPr>
+            </w:pPr>
+            <w:r>
+              <w:rPr>
+                <w:rFonts w:ascii="Aptos" w:hAnsi="Aptos"/>
+                <w:i/>
+                <w:iCs/>
+                <w:sz w:val="22"/>
+                <w:szCs w:val="22"/>
+              </w:rPr>
+              <w:t>A: Exploratory data visualization</w:t>
+            </w:r>
+            <w:r>
+              <w:rPr>
+                <w:rFonts w:ascii="Aptos" w:hAnsi="Aptos"/>
+                <w:i/>
+                <w:iCs/>
+                <w:sz w:val="22"/>
+                <w:szCs w:val="22"/>
+              </w:rPr>
+              <w:t>!</w:t>
+            </w:r>
+          </w:p>
+          <w:p>
+            <w:pPr>
+              <w:spacing w:line="276" w:lineRule="auto"/>
+              <w:rPr>
+                <w:rFonts w:ascii="Aptos" w:hAnsi="Aptos"/>
+                <w:sz w:val="22"/>
+                <w:szCs w:val="22"/>
+              </w:rPr>
+            </w:pPr>
           </w:p>
           <w:p>
             <w:pPr>
@@ -5081,6 +5698,7 @@
                 <w:sz w:val="22"/>
                 <w:szCs w:val="22"/>
               </w:rPr>
+              <w:lastRenderedPageBreak/>
               <w:t xml:space="preserve">You will </w:t>
             </w:r>
             <w:r>
@@ -5199,6 +5817,7 @@
                 <w:rFonts w:ascii="Aptos" w:hAnsi="Aptos"/>
                 <w:b/>
               </w:rPr>
+              <w:lastRenderedPageBreak/>
               <w:t xml:space="preserve">Additional resources: </w:t>
             </w:r>
           </w:p>
@@ -5444,6 +6063,87 @@
               <w:spacing w:line="276" w:lineRule="auto"/>
               <w:rPr>
                 <w:rFonts w:ascii="Aptos" w:hAnsi="Aptos"/>
+                <w:bCs/>
+                <w:sz w:val="22"/>
+                <w:szCs w:val="22"/>
+              </w:rPr>
+            </w:pPr>
+          </w:p>
+          <w:p>
+            <w:pPr>
+              <w:spacing w:line="276" w:lineRule="auto"/>
+              <w:rPr>
+                <w:rFonts w:ascii="Aptos" w:hAnsi="Aptos"/>
+                <w:bCs/>
+                <w:i/>
+                <w:iCs/>
+                <w:sz w:val="22"/>
+                <w:szCs w:val="22"/>
+              </w:rPr>
+            </w:pPr>
+            <w:r>
+              <w:rPr>
+                <w:rFonts w:ascii="Aptos" w:hAnsi="Aptos"/>
+                <w:bCs/>
+                <w:i/>
+                <w:iCs/>
+                <w:sz w:val="22"/>
+                <w:szCs w:val="22"/>
+              </w:rPr>
+              <w:t xml:space="preserve">Q: How can basic exploratory statistics both reveal the truth and </w:t>
+            </w:r>
+            <w:r>
+              <w:rPr>
+                <w:rFonts w:ascii="Aptos" w:hAnsi="Aptos"/>
+                <w:bCs/>
+                <w:i/>
+                <w:iCs/>
+                <w:sz w:val="22"/>
+                <w:szCs w:val="22"/>
+              </w:rPr>
+              <w:t xml:space="preserve">trap us in statistical paradoxes? </w:t>
+            </w:r>
+          </w:p>
+          <w:p>
+            <w:pPr>
+              <w:spacing w:line="276" w:lineRule="auto"/>
+              <w:rPr>
+                <w:rFonts w:ascii="Aptos" w:hAnsi="Aptos"/>
+                <w:bCs/>
+                <w:i/>
+                <w:iCs/>
+                <w:sz w:val="22"/>
+                <w:szCs w:val="22"/>
+              </w:rPr>
+            </w:pPr>
+            <w:r>
+              <w:rPr>
+                <w:rFonts w:ascii="Aptos" w:hAnsi="Aptos"/>
+                <w:bCs/>
+                <w:i/>
+                <w:iCs/>
+                <w:sz w:val="22"/>
+                <w:szCs w:val="22"/>
+              </w:rPr>
+              <w:t xml:space="preserve">A: Synthesize the weeks skills using the biostats package to compute descriptive statistics! </w:t>
+            </w:r>
+          </w:p>
+          <w:p>
+            <w:pPr>
+              <w:spacing w:line="276" w:lineRule="auto"/>
+              <w:rPr>
+                <w:rFonts w:ascii="Aptos" w:hAnsi="Aptos"/>
+                <w:bCs/>
+                <w:sz w:val="22"/>
+                <w:szCs w:val="22"/>
+              </w:rPr>
+            </w:pPr>
+          </w:p>
+          <w:p>
+            <w:pPr>
+              <w:spacing w:line="276" w:lineRule="auto"/>
+              <w:rPr>
+                <w:rFonts w:ascii="Aptos" w:hAnsi="Aptos"/>
                 <w:b/>
                 <w:sz w:val="22"/>
                 <w:szCs w:val="22"/>
@@ -5486,21 +6186,7 @@
               <w:rPr>
                 <w:rFonts w:ascii="Aptos" w:hAnsi="Aptos"/>
               </w:rPr>
-              <w:t xml:space="preserve">compute descriptive statistics: mean, median, </w:t>
-            </w:r>
-            <w:proofErr w:type="spellStart"/>
-            <w:r>
-              <w:rPr>
-                <w:rFonts w:ascii="Aptos" w:hAnsi="Aptos"/>
-              </w:rPr>
-              <w:t>sd</w:t>
-            </w:r>
-            <w:proofErr w:type="spellEnd"/>
-            <w:r>
-              <w:rPr>
-                <w:rFonts w:ascii="Aptos" w:hAnsi="Aptos"/>
-              </w:rPr>
-              <w:t xml:space="preserve">, </w:t>
+              <w:t xml:space="preserve">compute descriptive statistics: mean, median, sd, </w:t>
             </w:r>
             <w:r>
               <w:rPr>
@@ -8510,6 +9196,103 @@
     </w:lvl>
   </w:abstractNum>
   <w:abstractNum w:abstractNumId="26" w15:restartNumberingAfterBreak="0">
+    <w:nsid w:val="512E181C"/>
+    <w:multiLevelType w:val="hybridMultilevel"/>
+    <w:tmpl w:val="3B102F40"/>
+    <w:lvl w:ilvl="0" w:tplc="04090001">
+      <w:start w:val="1"/>
+      <w:numFmt w:val="bullet"/>
+      <w:lvlText w:val=""/>
+      <w:lvlJc w:val="left"/>
+      <w:pPr>
+        <w:ind w:left="1080" w:hanging="360"/>
+      </w:pPr>
+      <w:rPr>
+        <w:rFonts w:ascii="Symbol" w:hAnsi="Symbol" w:hint="default"/>
+        <w:b/>
+        <w:bCs/>
+        <w:color w:val="auto"/>
+        <w:sz w:val="24"/>
+        <w:u w:val="none"/>
+      </w:rPr>
+    </w:lvl>
+    <w:lvl w:ilvl="1" w:tplc="FFFFFFFF">
+      <w:start w:val="1"/>
+      <w:numFmt w:val="bullet"/>
+      <w:lvlText w:val=""/>
+      <w:lvlJc w:val="left"/>
+      <w:pPr>
+        <w:ind w:left="1440" w:hanging="360"/>
+      </w:pPr>
+      <w:rPr>
+        <w:rFonts w:ascii="Symbol" w:hAnsi="Symbol" w:hint="default"/>
+      </w:rPr>
+    </w:lvl>
+    <w:lvl w:ilvl="2" w:tplc="FFFFFFFF">
+      <w:start w:val="1"/>
+      <w:numFmt w:val="lowerRoman"/>
+      <w:lvlText w:val="%3."/>
+      <w:lvlJc w:val="right"/>
+      <w:pPr>
+        <w:ind w:left="2160" w:hanging="180"/>
+      </w:pPr>
+    </w:lvl>
+    <w:lvl w:ilvl="3" w:tplc="FFFFFFFF" w:tentative="1">
+      <w:start w:val="1"/>
+      <w:numFmt w:val="decimal"/>
+      <w:lvlText w:val="%4."/>
+      <w:lvlJc w:val="left"/>
+      <w:pPr>
+        <w:ind w:left="2880" w:hanging="360"/>
+      </w:pPr>
+    </w:lvl>
+    <w:lvl w:ilvl="4" w:tplc="FFFFFFFF" w:tentative="1">
+      <w:start w:val="1"/>
+      <w:numFmt w:val="lowerLetter"/>
+      <w:lvlText w:val="%5."/>
+      <w:lvlJc w:val="left"/>
+      <w:pPr>
+        <w:ind w:left="3600" w:hanging="360"/>
+      </w:pPr>
+    </w:lvl>
+    <w:lvl w:ilvl="5" w:tplc="FFFFFFFF" w:tentative="1">
+      <w:start w:val="1"/>
+      <w:numFmt w:val="lowerRoman"/>
+      <w:lvlText w:val="%6."/>
+      <w:lvlJc w:val="right"/>
+      <w:pPr>
+        <w:ind w:left="4320" w:hanging="180"/>
+      </w:pPr>
+    </w:lvl>
+    <w:lvl w:ilvl="6" w:tplc="FFFFFFFF" w:tentative="1">
+      <w:start w:val="1"/>
+      <w:numFmt w:val="decimal"/>
+      <w:lvlText w:val="%7."/>
+      <w:lvlJc w:val="left"/>
+      <w:pPr>
+        <w:ind w:left="5040" w:hanging="360"/>
+      </w:pPr>
+    </w:lvl>
+    <w:lvl w:ilvl="7" w:tplc="FFFFFFFF" w:tentative="1">
+      <w:start w:val="1"/>
+      <w:numFmt w:val="lowerLetter"/>
+      <w:lvlText w:val="%8."/>
+      <w:lvlJc w:val="left"/>
+      <w:pPr>
+        <w:ind w:left="5760" w:hanging="360"/>
+      </w:pPr>
+    </w:lvl>
+    <w:lvl w:ilvl="8" w:tplc="FFFFFFFF" w:tentative="1">
+      <w:start w:val="1"/>
+      <w:numFmt w:val="lowerRoman"/>
+      <w:lvlText w:val="%9."/>
+      <w:lvlJc w:val="right"/>
+      <w:pPr>
+        <w:ind w:left="6480" w:hanging="180"/>
+      </w:pPr>
+    </w:lvl>
+  </w:abstractNum>
+  <w:abstractNum w:abstractNumId="27" w15:restartNumberingAfterBreak="0">
     <w:nsid w:val="52247292"/>
     <w:multiLevelType w:val="multilevel"/>
     <w:tmpl w:val="5220E52E"/>
@@ -8621,7 +9404,7 @@
       </w:pPr>
     </w:lvl>
   </w:abstractNum>
-  <w:abstractNum w:abstractNumId="27" w15:restartNumberingAfterBreak="0">
+  <w:abstractNum w:abstractNumId="28" w15:restartNumberingAfterBreak="0">
     <w:nsid w:val="524860BA"/>
     <w:multiLevelType w:val="multilevel"/>
     <w:tmpl w:val="FC04D49C"/>
@@ -8770,7 +9553,7 @@
       </w:rPr>
     </w:lvl>
   </w:abstractNum>
-  <w:abstractNum w:abstractNumId="28" w15:restartNumberingAfterBreak="0">
+  <w:abstractNum w:abstractNumId="29" w15:restartNumberingAfterBreak="0">
     <w:nsid w:val="5BF3379D"/>
     <w:multiLevelType w:val="multilevel"/>
     <w:tmpl w:val="BDB68146"/>
@@ -8883,7 +9666,7 @@
       </w:pPr>
     </w:lvl>
   </w:abstractNum>
-  <w:abstractNum w:abstractNumId="29" w15:restartNumberingAfterBreak="0">
+  <w:abstractNum w:abstractNumId="30" w15:restartNumberingAfterBreak="0">
     <w:nsid w:val="5BFF19A4"/>
     <w:multiLevelType w:val="hybridMultilevel"/>
     <w:tmpl w:val="B0BEE588"/>
@@ -8996,7 +9779,7 @@
       </w:rPr>
     </w:lvl>
   </w:abstractNum>
-  <w:abstractNum w:abstractNumId="30" w15:restartNumberingAfterBreak="0">
+  <w:abstractNum w:abstractNumId="31" w15:restartNumberingAfterBreak="0">
     <w:nsid w:val="5ED56BA9"/>
     <w:multiLevelType w:val="multilevel"/>
     <w:tmpl w:val="F338738C"/>
@@ -9109,7 +9892,7 @@
       </w:pPr>
     </w:lvl>
   </w:abstractNum>
-  <w:abstractNum w:abstractNumId="31" w15:restartNumberingAfterBreak="0">
+  <w:abstractNum w:abstractNumId="32" w15:restartNumberingAfterBreak="0">
     <w:nsid w:val="6A192009"/>
     <w:multiLevelType w:val="hybridMultilevel"/>
     <w:tmpl w:val="D4EACF84"/>
@@ -9200,7 +9983,7 @@
       </w:pPr>
     </w:lvl>
   </w:abstractNum>
-  <w:abstractNum w:abstractNumId="32" w15:restartNumberingAfterBreak="0">
+  <w:abstractNum w:abstractNumId="33" w15:restartNumberingAfterBreak="0">
     <w:nsid w:val="6AA16CB0"/>
     <w:multiLevelType w:val="hybridMultilevel"/>
     <w:tmpl w:val="E26AADBC"/>
@@ -9286,7 +10069,7 @@
       </w:pPr>
     </w:lvl>
   </w:abstractNum>
-  <w:abstractNum w:abstractNumId="33" w15:restartNumberingAfterBreak="0">
+  <w:abstractNum w:abstractNumId="34" w15:restartNumberingAfterBreak="0">
     <w:nsid w:val="6B962088"/>
     <w:multiLevelType w:val="multilevel"/>
     <w:tmpl w:val="75B4E532"/>
@@ -9399,7 +10182,7 @@
       </w:pPr>
     </w:lvl>
   </w:abstractNum>
-  <w:abstractNum w:abstractNumId="34" w15:restartNumberingAfterBreak="0">
+  <w:abstractNum w:abstractNumId="35" w15:restartNumberingAfterBreak="0">
     <w:nsid w:val="6D8E3581"/>
     <w:multiLevelType w:val="hybridMultilevel"/>
     <w:tmpl w:val="1B804A58"/>
@@ -9514,7 +10297,7 @@
       </w:rPr>
     </w:lvl>
   </w:abstractNum>
-  <w:abstractNum w:abstractNumId="35" w15:restartNumberingAfterBreak="0">
+  <w:abstractNum w:abstractNumId="36" w15:restartNumberingAfterBreak="0">
     <w:nsid w:val="6F363512"/>
     <w:multiLevelType w:val="multilevel"/>
     <w:tmpl w:val="4476D484"/>
@@ -9627,7 +10410,7 @@
       </w:pPr>
     </w:lvl>
   </w:abstractNum>
-  <w:abstractNum w:abstractNumId="36" w15:restartNumberingAfterBreak="0">
+  <w:abstractNum w:abstractNumId="37" w15:restartNumberingAfterBreak="0">
     <w:nsid w:val="71B50CA5"/>
     <w:multiLevelType w:val="hybridMultilevel"/>
     <w:tmpl w:val="73C82F16"/>
@@ -9740,7 +10523,7 @@
       </w:rPr>
     </w:lvl>
   </w:abstractNum>
-  <w:abstractNum w:abstractNumId="37" w15:restartNumberingAfterBreak="0">
+  <w:abstractNum w:abstractNumId="38" w15:restartNumberingAfterBreak="0">
     <w:nsid w:val="75D0096E"/>
     <w:multiLevelType w:val="multilevel"/>
     <w:tmpl w:val="F8627062"/>
@@ -9853,7 +10636,7 @@
       </w:pPr>
     </w:lvl>
   </w:abstractNum>
-  <w:abstractNum w:abstractNumId="38" w15:restartNumberingAfterBreak="0">
+  <w:abstractNum w:abstractNumId="39" w15:restartNumberingAfterBreak="0">
     <w:nsid w:val="7653122C"/>
     <w:multiLevelType w:val="hybridMultilevel"/>
     <w:tmpl w:val="C5E2EBAE"/>
@@ -9944,7 +10727,7 @@
       </w:pPr>
     </w:lvl>
   </w:abstractNum>
-  <w:abstractNum w:abstractNumId="39" w15:restartNumberingAfterBreak="0">
+  <w:abstractNum w:abstractNumId="40" w15:restartNumberingAfterBreak="0">
     <w:nsid w:val="778748CC"/>
     <w:multiLevelType w:val="hybridMultilevel"/>
     <w:tmpl w:val="53C29C9A"/>
@@ -10035,7 +10818,7 @@
       </w:pPr>
     </w:lvl>
   </w:abstractNum>
-  <w:abstractNum w:abstractNumId="40" w15:restartNumberingAfterBreak="0">
+  <w:abstractNum w:abstractNumId="41" w15:restartNumberingAfterBreak="0">
     <w:nsid w:val="79BD11D3"/>
     <w:multiLevelType w:val="hybridMultilevel"/>
     <w:tmpl w:val="0D62B6E4"/>
@@ -10124,7 +10907,7 @@
       </w:pPr>
     </w:lvl>
   </w:abstractNum>
-  <w:abstractNum w:abstractNumId="41" w15:restartNumberingAfterBreak="0">
+  <w:abstractNum w:abstractNumId="42" w15:restartNumberingAfterBreak="0">
     <w:nsid w:val="7A795837"/>
     <w:multiLevelType w:val="multilevel"/>
     <w:tmpl w:val="6DFCD62C"/>
@@ -10242,7 +11025,7 @@
       </w:pPr>
     </w:lvl>
   </w:abstractNum>
-  <w:abstractNum w:abstractNumId="42" w15:restartNumberingAfterBreak="0">
+  <w:abstractNum w:abstractNumId="43" w15:restartNumberingAfterBreak="0">
     <w:nsid w:val="7AC10F34"/>
     <w:multiLevelType w:val="multilevel"/>
     <w:tmpl w:val="CF8CD912"/>
@@ -10355,7 +11138,7 @@
       </w:pPr>
     </w:lvl>
   </w:abstractNum>
-  <w:abstractNum w:abstractNumId="43" w15:restartNumberingAfterBreak="0">
+  <w:abstractNum w:abstractNumId="44" w15:restartNumberingAfterBreak="0">
     <w:nsid w:val="7EF25BB6"/>
     <w:multiLevelType w:val="hybridMultilevel"/>
     <w:tmpl w:val="25269D40"/>
@@ -10365,7 +11148,7 @@
       <w:lvlText w:val="%1."/>
       <w:lvlJc w:val="left"/>
       <w:pPr>
-        <w:ind w:left="720" w:hanging="360"/>
+        <w:ind w:left="1080" w:hanging="360"/>
       </w:pPr>
       <w:rPr>
         <w:rFonts w:ascii="Times New Roman" w:hAnsi="Times New Roman" w:hint="default"/>
@@ -10382,7 +11165,7 @@
       <w:lvlText w:val=""/>
       <w:lvlJc w:val="left"/>
       <w:pPr>
-        <w:ind w:left="1440" w:hanging="360"/>
+        <w:ind w:left="1800" w:hanging="360"/>
       </w:pPr>
       <w:rPr>
         <w:rFonts w:ascii="Symbol" w:hAnsi="Symbol" w:hint="default"/>
@@ -10394,7 +11177,7 @@
       <w:lvlText w:val="%3."/>
       <w:lvlJc w:val="right"/>
       <w:pPr>
-        <w:ind w:left="2160" w:hanging="180"/>
+        <w:ind w:left="2520" w:hanging="180"/>
       </w:pPr>
     </w:lvl>
     <w:lvl w:ilvl="3" w:tplc="FFFFFFFF" w:tentative="1">
@@ -10403,7 +11186,7 @@
       <w:lvlText w:val="%4."/>
       <w:lvlJc w:val="left"/>
       <w:pPr>
-        <w:ind w:left="2880" w:hanging="360"/>
+        <w:ind w:left="3240" w:hanging="360"/>
       </w:pPr>
     </w:lvl>
     <w:lvl w:ilvl="4" w:tplc="FFFFFFFF" w:tentative="1">
@@ -10412,7 +11195,7 @@
       <w:lvlText w:val="%5."/>
       <w:lvlJc w:val="left"/>
       <w:pPr>
-        <w:ind w:left="3600" w:hanging="360"/>
+        <w:ind w:left="3960" w:hanging="360"/>
       </w:pPr>
     </w:lvl>
     <w:lvl w:ilvl="5" w:tplc="FFFFFFFF" w:tentative="1">
@@ -10421,7 +11204,7 @@
       <w:lvlText w:val="%6."/>
       <w:lvlJc w:val="right"/>
       <w:pPr>
-        <w:ind w:left="4320" w:hanging="180"/>
+        <w:ind w:left="4680" w:hanging="180"/>
       </w:pPr>
     </w:lvl>
     <w:lvl w:ilvl="6" w:tplc="FFFFFFFF" w:tentative="1">
@@ -10430,7 +11213,7 @@
       <w:lvlText w:val="%7."/>
       <w:lvlJc w:val="left"/>
       <w:pPr>
-        <w:ind w:left="5040" w:hanging="360"/>
+        <w:ind w:left="5400" w:hanging="360"/>
       </w:pPr>
     </w:lvl>
     <w:lvl w:ilvl="7" w:tplc="FFFFFFFF" w:tentative="1">
@@ -10439,7 +11222,7 @@
       <w:lvlText w:val="%8."/>
       <w:lvlJc w:val="left"/>
       <w:pPr>
-        <w:ind w:left="5760" w:hanging="360"/>
+        <w:ind w:left="6120" w:hanging="360"/>
       </w:pPr>
     </w:lvl>
     <w:lvl w:ilvl="8" w:tplc="FFFFFFFF" w:tentative="1">
@@ -10448,7 +11231,7 @@
       <w:lvlText w:val="%9."/>
       <w:lvlJc w:val="right"/>
       <w:pPr>
-        <w:ind w:left="6480" w:hanging="180"/>
+        <w:ind w:left="6840" w:hanging="180"/>
       </w:pPr>
     </w:lvl>
   </w:abstractNum>
@@ -10456,16 +11239,16 @@
     <w:abstractNumId w:val="9"/>
   </w:num>
   <w:num w:numId="2" w16cid:durableId="1836870714">
-    <w:abstractNumId w:val="32"/>
+    <w:abstractNumId w:val="33"/>
   </w:num>
   <w:num w:numId="3" w16cid:durableId="643122292">
     <w:abstractNumId w:val="8"/>
   </w:num>
   <w:num w:numId="4" w16cid:durableId="1116406016">
-    <w:abstractNumId w:val="39"/>
+    <w:abstractNumId w:val="40"/>
   </w:num>
   <w:num w:numId="5" w16cid:durableId="1292633233">
-    <w:abstractNumId w:val="38"/>
+    <w:abstractNumId w:val="39"/>
   </w:num>
   <w:num w:numId="6" w16cid:durableId="2080054065">
     <w:abstractNumId w:val="11"/>
@@ -10477,19 +11260,19 @@
     <w:abstractNumId w:val="10"/>
   </w:num>
   <w:num w:numId="9" w16cid:durableId="1262026844">
-    <w:abstractNumId w:val="40"/>
+    <w:abstractNumId w:val="41"/>
   </w:num>
   <w:num w:numId="10" w16cid:durableId="2142069210">
     <w:abstractNumId w:val="25"/>
   </w:num>
   <w:num w:numId="11" w16cid:durableId="784467928">
-    <w:abstractNumId w:val="31"/>
+    <w:abstractNumId w:val="32"/>
   </w:num>
   <w:num w:numId="12" w16cid:durableId="702096558">
     <w:abstractNumId w:val="17"/>
   </w:num>
   <w:num w:numId="13" w16cid:durableId="541794164">
-    <w:abstractNumId w:val="29"/>
+    <w:abstractNumId w:val="30"/>
   </w:num>
   <w:num w:numId="14" w16cid:durableId="46150591">
     <w:abstractNumId w:val="1"/>
@@ -10507,7 +11290,7 @@
     <w:abstractNumId w:val="7"/>
   </w:num>
   <w:num w:numId="19" w16cid:durableId="785084523">
-    <w:abstractNumId w:val="43"/>
+    <w:abstractNumId w:val="44"/>
   </w:num>
   <w:num w:numId="20" w16cid:durableId="776174380">
     <w:abstractNumId w:val="3"/>
@@ -10522,16 +11305,16 @@
     <w:abstractNumId w:val="22"/>
   </w:num>
   <w:num w:numId="24" w16cid:durableId="478351703">
-    <w:abstractNumId w:val="30"/>
+    <w:abstractNumId w:val="31"/>
   </w:num>
   <w:num w:numId="25" w16cid:durableId="1920942023">
-    <w:abstractNumId w:val="37"/>
+    <w:abstractNumId w:val="38"/>
   </w:num>
   <w:num w:numId="26" w16cid:durableId="713776630">
-    <w:abstractNumId w:val="33"/>
+    <w:abstractNumId w:val="34"/>
   </w:num>
   <w:num w:numId="27" w16cid:durableId="962494405">
-    <w:abstractNumId w:val="35"/>
+    <w:abstractNumId w:val="36"/>
   </w:num>
   <w:num w:numId="28" w16cid:durableId="427123649">
     <w:abstractNumId w:val="2"/>
@@ -10543,7 +11326,7 @@
     <w:abstractNumId w:val="18"/>
   </w:num>
   <w:num w:numId="31" w16cid:durableId="1448886409">
-    <w:abstractNumId w:val="34"/>
+    <w:abstractNumId w:val="35"/>
   </w:num>
   <w:num w:numId="32" w16cid:durableId="1346326470">
     <w:abstractNumId w:val="21"/>
@@ -10555,25 +11338,25 @@
     <w:abstractNumId w:val="19"/>
   </w:num>
   <w:num w:numId="35" w16cid:durableId="1056665987">
-    <w:abstractNumId w:val="36"/>
+    <w:abstractNumId w:val="37"/>
   </w:num>
   <w:num w:numId="36" w16cid:durableId="259653700">
-    <w:abstractNumId w:val="27"/>
+    <w:abstractNumId w:val="28"/>
   </w:num>
   <w:num w:numId="37" w16cid:durableId="1178500503">
-    <w:abstractNumId w:val="28"/>
+    <w:abstractNumId w:val="29"/>
   </w:num>
   <w:num w:numId="38" w16cid:durableId="1986006481">
     <w:abstractNumId w:val="23"/>
   </w:num>
   <w:num w:numId="39" w16cid:durableId="1558854935">
-    <w:abstractNumId w:val="26"/>
+    <w:abstractNumId w:val="27"/>
   </w:num>
   <w:num w:numId="40" w16cid:durableId="1969506129">
-    <w:abstractNumId w:val="41"/>
+    <w:abstractNumId w:val="42"/>
   </w:num>
   <w:num w:numId="41" w16cid:durableId="5909812">
-    <w:abstractNumId w:val="42"/>
+    <w:abstractNumId w:val="43"/>
   </w:num>
   <w:num w:numId="42" w16cid:durableId="694188607">
     <w:abstractNumId w:val="0"/>
@@ -10583,6 +11366,9 @@
   </w:num>
   <w:num w:numId="44" w16cid:durableId="1631781569">
     <w:abstractNumId w:val="15"/>
+  </w:num>
+  <w:num w:numId="45" w16cid:durableId="715935976">
+    <w:abstractNumId w:val="26"/>
   </w:num>
   <w:numIdMacAtCleanup w:val="44"/>
 </w:numbering>
